--- a/docs/Lab/Lab04/Exercise 4_Land Cover and Land Use Change.docx
+++ b/docs/Lab/Lab04/Exercise 4_Land Cover and Land Use Change.docx
@@ -1810,7 +1810,7 @@
       <w:pPr>
         <w:pStyle w:val="Style1"/>
         <w:rPr>
-          <w:rFonts w:eastAsia="SimSun" w:hint="eastAsia"/>
+          <w:rFonts w:eastAsia="SimSun"/>
           <w:lang w:eastAsia="zh-CN"/>
         </w:rPr>
       </w:pPr>
@@ -2443,41 +2443,29 @@
       <w:pPr>
         <w:pStyle w:val="Style1"/>
         <w:rPr>
+          <w:rFonts w:eastAsia="SimSun"/>
+          <w:lang w:eastAsia="zh-CN"/>
+        </w:rPr>
+      </w:pPr>
+      <w:r>
+        <w:rPr>
           <w:rFonts w:eastAsia="SimSun" w:hint="eastAsia"/>
           <w:lang w:eastAsia="zh-CN"/>
         </w:rPr>
-      </w:pPr>
+        <w:t xml:space="preserve">1984: </w:t>
+      </w:r>
+      <w:r>
+        <w:t>Evergreen Forest</w:t>
+      </w:r>
       <w:r>
         <w:rPr>
           <w:rFonts w:eastAsia="SimSun" w:hint="eastAsia"/>
           <w:lang w:eastAsia="zh-CN"/>
         </w:rPr>
-        <w:t xml:space="preserve">1984: </w:t>
+        <w:t>. 2014:</w:t>
       </w:r>
       <w:r>
         <w:t>Evergreen Forest</w:t>
-      </w:r>
-      <w:r>
-        <w:rPr>
-          <w:rFonts w:eastAsia="SimSun" w:hint="eastAsia"/>
-          <w:lang w:eastAsia="zh-CN"/>
-        </w:rPr>
-        <w:t xml:space="preserve">. </w:t>
-      </w:r>
-      <w:proofErr w:type="gramStart"/>
-      <w:r>
-        <w:rPr>
-          <w:rFonts w:eastAsia="SimSun" w:hint="eastAsia"/>
-          <w:lang w:eastAsia="zh-CN"/>
-        </w:rPr>
-        <w:t>2014:</w:t>
-      </w:r>
-      <w:r>
-        <w:t>Evergreen</w:t>
-      </w:r>
-      <w:proofErr w:type="gramEnd"/>
-      <w:r>
-        <w:t xml:space="preserve"> Forest</w:t>
       </w:r>
     </w:p>
     <w:p>
@@ -2547,7 +2535,7 @@
       <w:pPr>
         <w:pStyle w:val="Style1"/>
         <w:rPr>
-          <w:rFonts w:eastAsia="SimSun" w:hint="eastAsia"/>
+          <w:rFonts w:eastAsia="SimSun"/>
           <w:lang w:eastAsia="zh-CN"/>
         </w:rPr>
       </w:pPr>
@@ -3051,7 +3039,7 @@
       <w:pPr>
         <w:pStyle w:val="Style1"/>
         <w:rPr>
-          <w:rFonts w:eastAsia="SimSun" w:hint="eastAsia"/>
+          <w:rFonts w:eastAsia="SimSun"/>
           <w:lang w:eastAsia="zh-CN"/>
         </w:rPr>
       </w:pPr>
@@ -3644,7 +3632,7 @@
       <w:pPr>
         <w:pStyle w:val="Heading2"/>
         <w:rPr>
-          <w:rFonts w:eastAsia="SimSun" w:hint="eastAsia"/>
+          <w:rFonts w:eastAsia="SimSun"/>
           <w:lang w:eastAsia="zh-CN"/>
         </w:rPr>
       </w:pPr>
@@ -3741,7 +3729,7 @@
       <w:pPr>
         <w:pStyle w:val="Style1"/>
         <w:rPr>
-          <w:rFonts w:eastAsia="SimSun" w:hint="eastAsia"/>
+          <w:rFonts w:eastAsia="SimSun"/>
           <w:lang w:eastAsia="zh-CN"/>
         </w:rPr>
       </w:pPr>
@@ -4392,31 +4380,13 @@
           <w:bCs/>
           <w:lang w:eastAsia="zh-CN"/>
         </w:rPr>
-        <w:t xml:space="preserve"> 5; </w:t>
-      </w:r>
-      <w:proofErr w:type="gramStart"/>
-      <w:r>
-        <w:rPr>
-          <w:rFonts w:ascii="Verdana" w:eastAsia="SimSun" w:hAnsi="Verdana" w:hint="eastAsia"/>
-          <w:bCs/>
-          <w:lang w:eastAsia="zh-CN"/>
-        </w:rPr>
-        <w:t>23425318800;</w:t>
-      </w:r>
-      <w:proofErr w:type="gramEnd"/>
-      <w:r>
-        <w:rPr>
-          <w:rFonts w:ascii="Verdana" w:eastAsia="SimSun" w:hAnsi="Verdana" w:hint="eastAsia"/>
-          <w:bCs/>
-          <w:lang w:eastAsia="zh-CN"/>
-        </w:rPr>
-        <w:t xml:space="preserve"> </w:t>
-      </w:r>
-    </w:p>
-    <w:p>
-      <w:pPr>
-        <w:rPr>
-          <w:rFonts w:ascii="Verdana" w:eastAsia="SimSun" w:hAnsi="Verdana" w:hint="eastAsia"/>
+        <w:t xml:space="preserve"> 5; 23425318800; </w:t>
+      </w:r>
+    </w:p>
+    <w:p>
+      <w:pPr>
+        <w:rPr>
+          <w:rFonts w:ascii="Verdana" w:eastAsia="SimSun" w:hAnsi="Verdana"/>
           <w:bCs/>
           <w:color w:val="000000" w:themeColor="text1"/>
           <w:lang w:eastAsia="zh-CN"/>
@@ -4477,7 +4447,7 @@
       <w:pPr>
         <w:ind w:right="80"/>
         <w:rPr>
-          <w:rFonts w:ascii="Verdana" w:eastAsia="SimSun" w:hAnsi="Verdana" w:hint="eastAsia"/>
+          <w:rFonts w:ascii="Verdana" w:eastAsia="SimSun" w:hAnsi="Verdana"/>
           <w:lang w:eastAsia="zh-CN"/>
         </w:rPr>
       </w:pPr>
@@ -4672,7 +4642,7 @@
     <w:p>
       <w:pPr>
         <w:rPr>
-          <w:rFonts w:ascii="Verdana" w:eastAsia="SimSun" w:hAnsi="Verdana" w:hint="eastAsia"/>
+          <w:rFonts w:ascii="Verdana" w:eastAsia="SimSun" w:hAnsi="Verdana"/>
           <w:lang w:eastAsia="zh-CN"/>
         </w:rPr>
       </w:pPr>
@@ -4711,15 +4681,7 @@
         <w:t xml:space="preserve"> </w:t>
       </w:r>
       <w:r>
-        <w:t xml:space="preserve">List the other four dominant transitions. Please give the class name, not the </w:t>
-      </w:r>
-      <w:proofErr w:type="gramStart"/>
-      <w:r>
-        <w:t>place-holders</w:t>
-      </w:r>
-      <w:proofErr w:type="gramEnd"/>
-      <w:r>
-        <w:t xml:space="preserve">. </w:t>
+        <w:t xml:space="preserve">List the other four dominant transitions. Please give the class name, not the place-holders. </w:t>
       </w:r>
       <w:r>
         <w:t>(</w:t>
@@ -4740,7 +4702,7 @@
     <w:p>
       <w:pPr>
         <w:rPr>
-          <w:rFonts w:ascii="Verdana" w:eastAsia="SimSun" w:hAnsi="Verdana" w:hint="eastAsia"/>
+          <w:rFonts w:ascii="Verdana" w:eastAsia="SimSun" w:hAnsi="Verdana"/>
           <w:lang w:eastAsia="zh-CN"/>
         </w:rPr>
       </w:pPr>
@@ -5585,7 +5547,7 @@
       <w:pPr>
         <w:pStyle w:val="Style1"/>
         <w:rPr>
-          <w:rFonts w:eastAsia="SimSun" w:hint="eastAsia"/>
+          <w:rFonts w:eastAsia="SimSun"/>
           <w:lang w:eastAsia="zh-CN"/>
         </w:rPr>
       </w:pPr>
@@ -5617,15 +5579,7 @@
         <w:t xml:space="preserve"> layer and submit your</w:t>
       </w:r>
       <w:r>
-        <w:t xml:space="preserve"> layout in PNG format. </w:t>
-      </w:r>
-      <w:proofErr w:type="gramStart"/>
-      <w:r>
-        <w:t>You</w:t>
-      </w:r>
-      <w:proofErr w:type="gramEnd"/>
-      <w:r>
-        <w:t xml:space="preserve"> map should include:</w:t>
+        <w:t xml:space="preserve"> layout in PNG format. You map should include:</w:t>
       </w:r>
     </w:p>
     <w:p>
@@ -6279,7 +6233,7 @@
     <w:p>
       <w:pPr>
         <w:rPr>
-          <w:rFonts w:ascii="Verdana" w:eastAsia="SimSun" w:hAnsi="Verdana" w:hint="eastAsia"/>
+          <w:rFonts w:ascii="Verdana" w:eastAsia="SimSun" w:hAnsi="Verdana"/>
           <w:lang w:eastAsia="zh-CN"/>
         </w:rPr>
       </w:pPr>
